--- a/downloads/documents/05 Materials/Unit 02/Slides/Slides 02.07 - Needs vs Wants Showdown.docx
+++ b/downloads/documents/05 Materials/Unit 02/Slides/Slides 02.07 - Needs vs Wants Showdown.docx
@@ -6,9 +6,9 @@
       <w:pPr>
         <w:pStyle w:val="Heading1"/>
       </w:pPr>
-      <w:bookmarkStart w:id="20" w:name="slides-02.07-needs-vs-wants-showdown"/>
-      <w:r>
-        <w:t xml:space="preserve">Slides 02.07: Needs vs Wants Showdown</w:t>
+      <w:bookmarkStart w:id="20" w:name="slides-2.07-needs-vs-wants-showdown"/>
+      <w:r>
+        <w:t xml:space="preserve">Slides 2.07: Needs vs Wants Showdown</w:t>
       </w:r>
       <w:bookmarkEnd w:id="20"/>
     </w:p>
